--- a/S1/R1.12 - PPP/TD2/R1_12_TD2_2024_2025.docx
+++ b/S1/R1.12 - PPP/TD2/R1_12_TD2_2024_2025.docx
@@ -4,7 +4,7 @@
   <w:body>
     <w:p>
       <w:pPr>
-        <w:pStyle w:val="Title"/>
+        <w:pStyle w:val="Titre"/>
         <w:jc w:val="center"/>
         <w:rPr>
           <w:lang w:val="fr-FR"/>
@@ -32,7 +32,7 @@
     </w:p>
     <w:p>
       <w:pPr>
-        <w:pStyle w:val="Heading1"/>
+        <w:pStyle w:val="Titre1"/>
         <w:jc w:val="both"/>
         <w:rPr>
           <w:lang w:val="fr-FR"/>
@@ -167,7 +167,7 @@
     </w:p>
     <w:p>
       <w:pPr>
-        <w:pStyle w:val="ListParagraph"/>
+        <w:pStyle w:val="Paragraphedeliste"/>
         <w:numPr>
           <w:ilvl w:val="0"/>
           <w:numId w:val="4"/>
@@ -186,7 +186,7 @@
     </w:p>
     <w:p>
       <w:pPr>
-        <w:pStyle w:val="ListParagraph"/>
+        <w:pStyle w:val="Paragraphedeliste"/>
         <w:numPr>
           <w:ilvl w:val="0"/>
           <w:numId w:val="4"/>
@@ -205,7 +205,7 @@
     </w:p>
     <w:p>
       <w:pPr>
-        <w:pStyle w:val="ListParagraph"/>
+        <w:pStyle w:val="Paragraphedeliste"/>
         <w:numPr>
           <w:ilvl w:val="0"/>
           <w:numId w:val="4"/>
@@ -224,7 +224,7 @@
     </w:p>
     <w:p>
       <w:pPr>
-        <w:pStyle w:val="ListParagraph"/>
+        <w:pStyle w:val="Paragraphedeliste"/>
         <w:numPr>
           <w:ilvl w:val="0"/>
           <w:numId w:val="4"/>
@@ -279,7 +279,7 @@
     </w:p>
     <w:p>
       <w:pPr>
-        <w:pStyle w:val="ListParagraph"/>
+        <w:pStyle w:val="Paragraphedeliste"/>
         <w:numPr>
           <w:ilvl w:val="0"/>
           <w:numId w:val="1"/>
@@ -316,7 +316,7 @@
     </w:p>
     <w:p>
       <w:pPr>
-        <w:pStyle w:val="ListParagraph"/>
+        <w:pStyle w:val="Paragraphedeliste"/>
         <w:numPr>
           <w:ilvl w:val="1"/>
           <w:numId w:val="1"/>
@@ -335,7 +335,7 @@
     </w:p>
     <w:p>
       <w:pPr>
-        <w:pStyle w:val="ListParagraph"/>
+        <w:pStyle w:val="Paragraphedeliste"/>
         <w:numPr>
           <w:ilvl w:val="0"/>
           <w:numId w:val="1"/>
@@ -354,7 +354,7 @@
     </w:p>
     <w:p>
       <w:pPr>
-        <w:pStyle w:val="ListParagraph"/>
+        <w:pStyle w:val="Paragraphedeliste"/>
         <w:numPr>
           <w:ilvl w:val="1"/>
           <w:numId w:val="1"/>
@@ -373,7 +373,7 @@
     </w:p>
     <w:p>
       <w:pPr>
-        <w:pStyle w:val="ListParagraph"/>
+        <w:pStyle w:val="Paragraphedeliste"/>
         <w:numPr>
           <w:ilvl w:val="1"/>
           <w:numId w:val="1"/>
@@ -428,7 +428,7 @@
     </w:p>
     <w:p>
       <w:pPr>
-        <w:pStyle w:val="ListParagraph"/>
+        <w:pStyle w:val="Paragraphedeliste"/>
         <w:numPr>
           <w:ilvl w:val="1"/>
           <w:numId w:val="1"/>
@@ -453,7 +453,7 @@
     </w:p>
     <w:p>
       <w:pPr>
-        <w:pStyle w:val="ListParagraph"/>
+        <w:pStyle w:val="Paragraphedeliste"/>
         <w:numPr>
           <w:ilvl w:val="0"/>
           <w:numId w:val="1"/>
@@ -496,7 +496,7 @@
     </w:p>
     <w:p>
       <w:pPr>
-        <w:pStyle w:val="ListParagraph"/>
+        <w:pStyle w:val="Paragraphedeliste"/>
         <w:numPr>
           <w:ilvl w:val="1"/>
           <w:numId w:val="1"/>
@@ -533,7 +533,7 @@
     </w:p>
     <w:p>
       <w:pPr>
-        <w:pStyle w:val="ListParagraph"/>
+        <w:pStyle w:val="Paragraphedeliste"/>
         <w:numPr>
           <w:ilvl w:val="1"/>
           <w:numId w:val="1"/>
@@ -594,7 +594,7 @@
     </w:p>
     <w:p>
       <w:pPr>
-        <w:pStyle w:val="ListParagraph"/>
+        <w:pStyle w:val="Paragraphedeliste"/>
         <w:numPr>
           <w:ilvl w:val="1"/>
           <w:numId w:val="1"/>
@@ -655,7 +655,7 @@
     </w:p>
     <w:p>
       <w:pPr>
-        <w:pStyle w:val="Heading1"/>
+        <w:pStyle w:val="Titre1"/>
         <w:rPr>
           <w:lang w:val="fr-FR"/>
         </w:rPr>
@@ -942,7 +942,7 @@
     </w:p>
     <w:p>
       <w:pPr>
-        <w:pStyle w:val="ListParagraph"/>
+        <w:pStyle w:val="Paragraphedeliste"/>
         <w:numPr>
           <w:ilvl w:val="0"/>
           <w:numId w:val="2"/>
@@ -961,7 +961,7 @@
     </w:p>
     <w:p>
       <w:pPr>
-        <w:pStyle w:val="ListParagraph"/>
+        <w:pStyle w:val="Paragraphedeliste"/>
         <w:numPr>
           <w:ilvl w:val="0"/>
           <w:numId w:val="2"/>
@@ -980,7 +980,7 @@
     </w:p>
     <w:p>
       <w:pPr>
-        <w:pStyle w:val="ListParagraph"/>
+        <w:pStyle w:val="Paragraphedeliste"/>
         <w:numPr>
           <w:ilvl w:val="0"/>
           <w:numId w:val="2"/>
@@ -1013,7 +1013,7 @@
     </w:p>
     <w:p>
       <w:pPr>
-        <w:pStyle w:val="ListParagraph"/>
+        <w:pStyle w:val="Paragraphedeliste"/>
         <w:numPr>
           <w:ilvl w:val="0"/>
           <w:numId w:val="2"/>
@@ -1032,7 +1032,7 @@
     </w:p>
     <w:p>
       <w:pPr>
-        <w:pStyle w:val="ListParagraph"/>
+        <w:pStyle w:val="Paragraphedeliste"/>
         <w:numPr>
           <w:ilvl w:val="0"/>
           <w:numId w:val="2"/>
@@ -1073,7 +1073,7 @@
     </w:p>
     <w:p>
       <w:pPr>
-        <w:pStyle w:val="Heading1"/>
+        <w:pStyle w:val="Titre1"/>
         <w:rPr>
           <w:lang w:val="fr-FR"/>
         </w:rPr>
@@ -1270,18 +1270,158 @@
           <w:lang w:val="fr-FR"/>
         </w:rPr>
       </w:pPr>
-    </w:p>
-    <w:p>
-      <w:pPr>
-        <w:jc w:val="both"/>
-        <w:rPr>
-          <w:lang w:val="fr-FR"/>
-        </w:rPr>
-      </w:pPr>
-    </w:p>
-    <w:p>
-      <w:pPr>
-        <w:pStyle w:val="Heading1"/>
+      <w:r>
+        <w:rPr>
+          <w:lang w:val="fr-FR"/>
+        </w:rPr>
+        <w:t>Où :</w:t>
+      </w:r>
+      <w:r>
+        <w:rPr>
+          <w:lang w:val="fr-FR"/>
+        </w:rPr>
+        <w:t xml:space="preserve"> </w:t>
+      </w:r>
+      <w:r>
+        <w:rPr>
+          <w:lang w:val="fr-FR"/>
+        </w:rPr>
+        <w:t>Il souhaite travailler dans une entreprise de développement d’application qui s’intéresse surtout à l’interface utilisateur et aux relation humaines</w:t>
+      </w:r>
+      <w:r>
+        <w:rPr>
+          <w:lang w:val="fr-FR"/>
+        </w:rPr>
+        <w:t xml:space="preserve">. </w:t>
+      </w:r>
+    </w:p>
+    <w:p>
+      <w:pPr>
+        <w:jc w:val="both"/>
+        <w:rPr>
+          <w:lang w:val="fr-FR"/>
+        </w:rPr>
+      </w:pPr>
+      <w:r>
+        <w:rPr>
+          <w:lang w:val="fr-FR"/>
+        </w:rPr>
+        <w:t>Quoi :</w:t>
+      </w:r>
+      <w:r>
+        <w:rPr>
+          <w:lang w:val="fr-FR"/>
+        </w:rPr>
+        <w:t xml:space="preserve"> </w:t>
+      </w:r>
+      <w:r>
+        <w:rPr>
+          <w:lang w:val="fr-FR"/>
+        </w:rPr>
+        <w:t>Il préfèrerai plutôt développer des applications en rapport avec des jeux (sociétés ou vidéos).</w:t>
+      </w:r>
+    </w:p>
+    <w:p>
+      <w:pPr>
+        <w:jc w:val="both"/>
+        <w:rPr>
+          <w:lang w:val="fr-FR"/>
+        </w:rPr>
+      </w:pPr>
+      <w:r>
+        <w:rPr>
+          <w:lang w:val="fr-FR"/>
+        </w:rPr>
+        <w:t>Qui :</w:t>
+      </w:r>
+      <w:r>
+        <w:rPr>
+          <w:lang w:val="fr-FR"/>
+        </w:rPr>
+        <w:t xml:space="preserve"> Possède un charisme naturel ce qui le rends très entreprenant et </w:t>
+      </w:r>
+      <w:r>
+        <w:rPr>
+          <w:lang w:val="fr-FR"/>
+        </w:rPr>
+        <w:t xml:space="preserve">en fait un leader naturel. Est créatif </w:t>
+      </w:r>
+      <w:r>
+        <w:rPr>
+          <w:lang w:val="fr-FR"/>
+        </w:rPr>
+        <w:t xml:space="preserve">et responsable avec une bonne autonomie malgré son peu d’expérience en société. </w:t>
+      </w:r>
+      <w:r>
+        <w:rPr>
+          <w:lang w:val="fr-FR"/>
+        </w:rPr>
+        <w:t>C’est très bien communiquer et analyser des besoins clients suite à ses expériences passées.</w:t>
+      </w:r>
+    </w:p>
+    <w:p>
+      <w:pPr>
+        <w:jc w:val="both"/>
+        <w:rPr>
+          <w:lang w:val="fr-FR"/>
+        </w:rPr>
+      </w:pPr>
+      <w:r>
+        <w:rPr>
+          <w:lang w:val="fr-FR"/>
+        </w:rPr>
+        <w:t>Avec qui :</w:t>
+      </w:r>
+      <w:r>
+        <w:rPr>
+          <w:lang w:val="fr-FR"/>
+        </w:rPr>
+        <w:t xml:space="preserve"> Il souhaite travailler au canada </w:t>
+      </w:r>
+      <w:r>
+        <w:rPr>
+          <w:lang w:val="fr-FR"/>
+        </w:rPr>
+        <w:t xml:space="preserve">avec une équipe assez jeune qui s’intéresse au monde du jeu. De plus, l’entreprise avec laquelle il souhaite </w:t>
+      </w:r>
+      <w:r>
+        <w:rPr>
+          <w:lang w:val="fr-FR"/>
+        </w:rPr>
+        <w:t xml:space="preserve">travailler devra être ponctuel et proactive. </w:t>
+      </w:r>
+    </w:p>
+    <w:p>
+      <w:pPr>
+        <w:jc w:val="both"/>
+        <w:rPr>
+          <w:lang w:val="fr-FR"/>
+        </w:rPr>
+      </w:pPr>
+      <w:r>
+        <w:rPr>
+          <w:lang w:val="fr-FR"/>
+        </w:rPr>
+        <w:t>Comment :</w:t>
+      </w:r>
+      <w:r>
+        <w:rPr>
+          <w:lang w:val="fr-FR"/>
+        </w:rPr>
+        <w:t xml:space="preserve"> Les start-ups s’intéressant à la création de jeu ou les entreprises vieillissante cherchant à dématérialiser et faire connaître leurs différents jeux</w:t>
+      </w:r>
+    </w:p>
+    <w:p>
+      <w:pPr>
+        <w:jc w:val="both"/>
+        <w:rPr>
+          <w:lang w:val="fr-FR"/>
+        </w:rPr>
+      </w:pPr>
+    </w:p>
+    <w:p>
+      <w:pPr>
+        <w:pStyle w:val="Titre1"/>
         <w:rPr>
           <w:lang w:val="fr-FR"/>
         </w:rPr>
@@ -1304,21 +1444,7 @@
         <w:rPr>
           <w:lang w:val="fr-FR"/>
         </w:rPr>
-        <w:t>Il est essentiel, lors d’une candidature, de pouvoir illustrer les caractéristiques mises en avant. Cela peut être fait en utilisant des exemples pertinents. Il y a une différence importante entre la phrase : « Dotée d’un très bon relationnel, je cherche une carrière à l’encontre du client. » et le paragraphe </w:t>
-      </w:r>
-      <w:proofErr w:type="gramStart"/>
-      <w:r>
-        <w:rPr>
-          <w:lang w:val="fr-FR"/>
-        </w:rPr>
-        <w:t>:  «</w:t>
-      </w:r>
-      <w:proofErr w:type="gramEnd"/>
-      <w:r>
-        <w:rPr>
-          <w:lang w:val="fr-FR"/>
-        </w:rPr>
-        <w:t> Dotée d’un très bon relationnel, j’ai été élue vice-présidente de l’association étudiante Œil, chargée de l’organisation des activités entre l’équipe pédagogique et les étudiants. Je cherche une carrière à l</w:t>
+        <w:t>Il est essentiel, lors d’une candidature, de pouvoir illustrer les caractéristiques mises en avant. Cela peut être fait en utilisant des exemples pertinents. Il y a une différence importante entre la phrase : « Dotée d’un très bon relationnel, je cherche une carrière à l’encontre du client. » et le paragraphe :  « Dotée d’un très bon relationnel, j’ai été élue vice-présidente de l’association étudiante Œil, chargée de l’organisation des activités entre l’équipe pédagogique et les étudiants. Je cherche une carrière à l</w:t>
       </w:r>
       <w:r>
         <w:rPr>
@@ -1330,24 +1456,260 @@
         <w:rPr>
           <w:lang w:val="fr-FR"/>
         </w:rPr>
-        <w:t>encontre du client</w:t>
-      </w:r>
-      <w:proofErr w:type="gramStart"/>
-      <w:r>
-        <w:rPr>
-          <w:lang w:val="fr-FR"/>
-        </w:rPr>
-        <w:t>.»</w:t>
-      </w:r>
-      <w:proofErr w:type="gramEnd"/>
-    </w:p>
-    <w:p>
-      <w:pPr>
-        <w:jc w:val="both"/>
-        <w:rPr>
-          <w:lang w:val="fr-FR"/>
-        </w:rPr>
-      </w:pPr>
+        <w:t>encontre du client.»</w:t>
+      </w:r>
+    </w:p>
+    <w:p>
+      <w:pPr>
+        <w:jc w:val="both"/>
+        <w:rPr>
+          <w:lang w:val="fr-FR"/>
+        </w:rPr>
+      </w:pPr>
+    </w:p>
+    <w:p>
+      <w:pPr>
+        <w:jc w:val="both"/>
+        <w:rPr>
+          <w:lang w:val="fr-FR"/>
+        </w:rPr>
+      </w:pPr>
+      <w:r>
+        <w:rPr>
+          <w:lang w:val="fr-FR"/>
+        </w:rPr>
+        <w:t>Pour les éléments trouvés à l’exercice 1, essayez de trouver des exemples qui vous permettent de confirmer les éléments retrouvés</w:t>
+      </w:r>
+      <w:r>
+        <w:rPr>
+          <w:lang w:val="fr-FR"/>
+        </w:rPr>
+        <w:t xml:space="preserve"> pour le jeune professionnel</w:t>
+      </w:r>
+      <w:r>
+        <w:rPr>
+          <w:lang w:val="fr-FR"/>
+        </w:rPr>
+        <w:t xml:space="preserve">. </w:t>
+      </w:r>
+    </w:p>
+    <w:p>
+      <w:pPr>
+        <w:jc w:val="both"/>
+        <w:rPr>
+          <w:lang w:val="fr-FR"/>
+        </w:rPr>
+      </w:pPr>
+    </w:p>
+    <w:p>
+      <w:pPr>
+        <w:jc w:val="both"/>
+        <w:rPr>
+          <w:b/>
+          <w:bCs/>
+          <w:lang w:val="fr-FR"/>
+        </w:rPr>
+      </w:pPr>
+      <w:r>
+        <w:rPr>
+          <w:b/>
+          <w:bCs/>
+          <w:lang w:val="fr-FR"/>
+        </w:rPr>
+        <w:t>Où :</w:t>
+      </w:r>
+    </w:p>
+    <w:p>
+      <w:pPr>
+        <w:jc w:val="both"/>
+        <w:rPr>
+          <w:lang w:val="fr-FR"/>
+        </w:rPr>
+      </w:pPr>
+      <w:r>
+        <w:rPr>
+          <w:lang w:val="fr-FR"/>
+        </w:rPr>
+        <w:t>"Passionné par le développement d’applications centrées sur l’utilisateur, j’ai participé à plusieurs projets d’étude visant à optimiser l’interface et l’expérience utilisateur. Mon objectif est d’intégrer une entreprise spécialisée dans la création de solutions interactives favorisant les relations humaines et la simplicité d’usage."</w:t>
+      </w:r>
+    </w:p>
+    <w:p>
+      <w:pPr>
+        <w:jc w:val="both"/>
+        <w:rPr>
+          <w:lang w:val="fr-FR"/>
+        </w:rPr>
+      </w:pPr>
+      <w:r>
+        <w:rPr>
+          <w:lang w:val="fr-FR"/>
+        </w:rPr>
+        <w:pict w14:anchorId="4094998C">
+          <v:rect id="_x0000_i1049" style="width:0;height:1.5pt" o:hralign="center" o:hrstd="t" o:hr="t" fillcolor="#a0a0a0" stroked="f"/>
+        </w:pict>
+      </w:r>
+    </w:p>
+    <w:p>
+      <w:pPr>
+        <w:jc w:val="both"/>
+        <w:rPr>
+          <w:b/>
+          <w:bCs/>
+          <w:lang w:val="fr-FR"/>
+        </w:rPr>
+      </w:pPr>
+      <w:r>
+        <w:rPr>
+          <w:b/>
+          <w:bCs/>
+          <w:lang w:val="fr-FR"/>
+        </w:rPr>
+        <w:t>Quoi :</w:t>
+      </w:r>
+    </w:p>
+    <w:p>
+      <w:pPr>
+        <w:jc w:val="both"/>
+        <w:rPr>
+          <w:lang w:val="fr-FR"/>
+        </w:rPr>
+      </w:pPr>
+      <w:r>
+        <w:rPr>
+          <w:lang w:val="fr-FR"/>
+        </w:rPr>
+        <w:t>"Lors de mon dernier stage, j’ai travaillé sur la conception d’un jeu éducatif destiné aux enfants, combinant storytelling et mécanique ludique. Cette expérience m’a confirmé mon intérêt pour le développement d’applications ludiques, particulièrement dans les domaines des jeux vidéo et de société."</w:t>
+      </w:r>
+    </w:p>
+    <w:p>
+      <w:pPr>
+        <w:jc w:val="both"/>
+        <w:rPr>
+          <w:lang w:val="fr-FR"/>
+        </w:rPr>
+      </w:pPr>
+      <w:r>
+        <w:rPr>
+          <w:lang w:val="fr-FR"/>
+        </w:rPr>
+        <w:pict w14:anchorId="1FD36428">
+          <v:rect id="_x0000_i1050" style="width:0;height:1.5pt" o:hralign="center" o:hrstd="t" o:hr="t" fillcolor="#a0a0a0" stroked="f"/>
+        </w:pict>
+      </w:r>
+    </w:p>
+    <w:p>
+      <w:pPr>
+        <w:jc w:val="both"/>
+        <w:rPr>
+          <w:b/>
+          <w:bCs/>
+          <w:lang w:val="fr-FR"/>
+        </w:rPr>
+      </w:pPr>
+      <w:r>
+        <w:rPr>
+          <w:b/>
+          <w:bCs/>
+          <w:lang w:val="fr-FR"/>
+        </w:rPr>
+        <w:t>Qui :</w:t>
+      </w:r>
+    </w:p>
+    <w:p>
+      <w:pPr>
+        <w:jc w:val="both"/>
+        <w:rPr>
+          <w:lang w:val="fr-FR"/>
+        </w:rPr>
+      </w:pPr>
+      <w:r>
+        <w:rPr>
+          <w:lang w:val="fr-FR"/>
+        </w:rPr>
+        <w:t>"Doté d’une forte aisance relationnelle, j’ai souvent été désigné pour animer des réunions d’équipe et assurer la coordination entre différents services. Bien que jeune diplômé, mes expériences associatives et projets académiques m’ont permis de développer des qualités de leader, une autonomie importante et une capacité à comprendre et traduire les besoins des utilisateurs."</w:t>
+      </w:r>
+    </w:p>
+    <w:p>
+      <w:pPr>
+        <w:jc w:val="both"/>
+        <w:rPr>
+          <w:lang w:val="fr-FR"/>
+        </w:rPr>
+      </w:pPr>
+      <w:r>
+        <w:rPr>
+          <w:lang w:val="fr-FR"/>
+        </w:rPr>
+        <w:pict w14:anchorId="0BB61346">
+          <v:rect id="_x0000_i1051" style="width:0;height:1.5pt" o:hralign="center" o:hrstd="t" o:hr="t" fillcolor="#a0a0a0" stroked="f"/>
+        </w:pict>
+      </w:r>
+    </w:p>
+    <w:p>
+      <w:pPr>
+        <w:jc w:val="both"/>
+        <w:rPr>
+          <w:b/>
+          <w:bCs/>
+          <w:lang w:val="fr-FR"/>
+        </w:rPr>
+      </w:pPr>
+      <w:r>
+        <w:rPr>
+          <w:b/>
+          <w:bCs/>
+          <w:lang w:val="fr-FR"/>
+        </w:rPr>
+        <w:t>Avec qui :</w:t>
+      </w:r>
+    </w:p>
+    <w:p>
+      <w:pPr>
+        <w:jc w:val="both"/>
+        <w:rPr>
+          <w:lang w:val="fr-FR"/>
+        </w:rPr>
+      </w:pPr>
+      <w:r>
+        <w:rPr>
+          <w:lang w:val="fr-FR"/>
+        </w:rPr>
+        <w:t>"Je recherche un environnement de travail dynamique, idéalement dans une start-up canadienne où l’esprit d’équipe est primordial. Travailler avec des passionnés de jeux, prêts à innover et à anticiper les besoins des utilisateurs, serait pour moi un cadre idéal pour m’épanouir professionnellement."</w:t>
+      </w:r>
+    </w:p>
+    <w:p>
+      <w:pPr>
+        <w:jc w:val="both"/>
+        <w:rPr>
+          <w:lang w:val="fr-FR"/>
+        </w:rPr>
+      </w:pPr>
+      <w:r>
+        <w:rPr>
+          <w:lang w:val="fr-FR"/>
+        </w:rPr>
+        <w:pict w14:anchorId="630E1582">
+          <v:rect id="_x0000_i1052" style="width:0;height:1.5pt" o:hralign="center" o:hrstd="t" o:hr="t" fillcolor="#a0a0a0" stroked="f"/>
+        </w:pict>
+      </w:r>
+    </w:p>
+    <w:p>
+      <w:pPr>
+        <w:jc w:val="both"/>
+        <w:rPr>
+          <w:b/>
+          <w:bCs/>
+          <w:lang w:val="fr-FR"/>
+        </w:rPr>
+      </w:pPr>
+      <w:r>
+        <w:rPr>
+          <w:b/>
+          <w:bCs/>
+          <w:lang w:val="fr-FR"/>
+        </w:rPr>
+        <w:t>Comment :</w:t>
+      </w:r>
     </w:p>
     <w:p>
       <w:pPr>
@@ -1361,32 +1723,28 @@
           <w:lang w:val="fr-FR"/>
         </w:rPr>
         <w:lastRenderedPageBreak/>
-        <w:t>Pour les éléments trouvés à l’exercice 1, essayez de trouver des exemples qui vous permettent de confirmer les éléments retrouvés</w:t>
-      </w:r>
-      <w:r>
-        <w:rPr>
-          <w:lang w:val="fr-FR"/>
-        </w:rPr>
-        <w:t xml:space="preserve"> pour le jeune professionnel</w:t>
-      </w:r>
-      <w:r>
-        <w:rPr>
-          <w:lang w:val="fr-FR"/>
-        </w:rPr>
-        <w:t xml:space="preserve">. </w:t>
-      </w:r>
-    </w:p>
-    <w:p>
-      <w:pPr>
-        <w:pStyle w:val="Heading1"/>
-        <w:rPr>
-          <w:lang w:val="fr-FR"/>
-        </w:rPr>
-      </w:pPr>
-    </w:p>
-    <w:p>
-      <w:pPr>
-        <w:pStyle w:val="Heading1"/>
+        <w:t>"Fasciné par les défis de la digitalisation, je suis attiré par les entreprises qui souhaitent moderniser et repenser leurs jeux traditionnels pour les rendre accessibles à une nouvelle génération. Je suis également motivé par les start-ups créatives, à la recherche d’innovations dans le domaine des jeux vidéo ou des applications interactives."</w:t>
+      </w:r>
+    </w:p>
+    <w:p>
+      <w:pPr>
+        <w:jc w:val="both"/>
+        <w:rPr>
+          <w:lang w:val="fr-FR"/>
+        </w:rPr>
+      </w:pPr>
+    </w:p>
+    <w:p>
+      <w:pPr>
+        <w:pStyle w:val="Titre1"/>
+        <w:rPr>
+          <w:lang w:val="fr-FR"/>
+        </w:rPr>
+      </w:pPr>
+    </w:p>
+    <w:p>
+      <w:pPr>
+        <w:pStyle w:val="Titre1"/>
         <w:rPr>
           <w:lang w:val="fr-FR"/>
         </w:rPr>
@@ -1458,6 +1816,34 @@
           <w:lang w:val="fr-FR"/>
         </w:rPr>
         <w:t xml:space="preserve">Utilisez vos conclusions pour vous projeter dans le type de métier et de poste que ce candidat pourrait souhaiter avoir. </w:t>
+      </w:r>
+    </w:p>
+    <w:p>
+      <w:pPr>
+        <w:jc w:val="both"/>
+        <w:rPr>
+          <w:lang w:val="fr-FR"/>
+        </w:rPr>
+      </w:pPr>
+    </w:p>
+    <w:p>
+      <w:pPr>
+        <w:jc w:val="both"/>
+        <w:rPr>
+          <w:lang w:val="fr-FR"/>
+        </w:rPr>
+      </w:pPr>
+      <w:r>
+        <w:rPr>
+          <w:lang w:val="fr-FR"/>
+        </w:rPr>
+        <w:t>Connait très bien la conception des jeux car travaille comme président d’une association Ludothème</w:t>
+      </w:r>
+      <w:r>
+        <w:rPr>
+          <w:lang w:val="fr-FR"/>
+        </w:rPr>
+        <w:t xml:space="preserve"> et fait dans son temps libre du modélisme.</w:t>
       </w:r>
     </w:p>
     <w:sectPr>
@@ -2340,11 +2726,11 @@
     <w:name w:val="Normal"/>
     <w:qFormat/>
   </w:style>
-  <w:style w:type="paragraph" w:styleId="Heading1">
+  <w:style w:type="paragraph" w:styleId="Titre1">
     <w:name w:val="heading 1"/>
     <w:basedOn w:val="Normal"/>
     <w:next w:val="Normal"/>
-    <w:link w:val="Heading1Char"/>
+    <w:link w:val="Titre1Car"/>
     <w:uiPriority w:val="9"/>
     <w:qFormat/>
     <w:rsid w:val="00080B4E"/>
@@ -2361,13 +2747,35 @@
       <w:szCs w:val="32"/>
     </w:rPr>
   </w:style>
-  <w:style w:type="character" w:default="1" w:styleId="DefaultParagraphFont">
+  <w:style w:type="paragraph" w:styleId="Titre3">
+    <w:name w:val="heading 3"/>
+    <w:basedOn w:val="Normal"/>
+    <w:next w:val="Normal"/>
+    <w:link w:val="Titre3Car"/>
+    <w:uiPriority w:val="9"/>
+    <w:semiHidden/>
+    <w:unhideWhenUsed/>
+    <w:qFormat/>
+    <w:rsid w:val="002E5B92"/>
+    <w:pPr>
+      <w:keepNext/>
+      <w:keepLines/>
+      <w:spacing w:before="40" w:after="0"/>
+      <w:outlineLvl w:val="2"/>
+    </w:pPr>
+    <w:rPr>
+      <w:rFonts w:asciiTheme="majorHAnsi" w:eastAsiaTheme="majorEastAsia" w:hAnsiTheme="majorHAnsi" w:cstheme="majorBidi"/>
+      <w:color w:val="1F3763" w:themeColor="accent1" w:themeShade="7F"/>
+      <w:sz w:val="24"/>
+      <w:szCs w:val="24"/>
+    </w:rPr>
+  </w:style>
+  <w:style w:type="character" w:default="1" w:styleId="Policepardfaut">
     <w:name w:val="Default Paragraph Font"/>
     <w:uiPriority w:val="1"/>
-    <w:semiHidden/>
     <w:unhideWhenUsed/>
   </w:style>
-  <w:style w:type="table" w:default="1" w:styleId="TableNormal">
+  <w:style w:type="table" w:default="1" w:styleId="TableauNormal">
     <w:name w:val="Normal Table"/>
     <w:uiPriority w:val="99"/>
     <w:semiHidden/>
@@ -2382,17 +2790,17 @@
       </w:tblCellMar>
     </w:tblPr>
   </w:style>
-  <w:style w:type="numbering" w:default="1" w:styleId="NoList">
+  <w:style w:type="numbering" w:default="1" w:styleId="Aucuneliste">
     <w:name w:val="No List"/>
     <w:uiPriority w:val="99"/>
     <w:semiHidden/>
     <w:unhideWhenUsed/>
   </w:style>
-  <w:style w:type="paragraph" w:styleId="Title">
+  <w:style w:type="paragraph" w:styleId="Titre">
     <w:name w:val="Title"/>
     <w:basedOn w:val="Normal"/>
     <w:next w:val="Normal"/>
-    <w:link w:val="TitleChar"/>
+    <w:link w:val="TitreCar"/>
     <w:uiPriority w:val="10"/>
     <w:qFormat/>
     <w:rsid w:val="00080B4E"/>
@@ -2408,10 +2816,10 @@
       <w:szCs w:val="56"/>
     </w:rPr>
   </w:style>
-  <w:style w:type="character" w:customStyle="1" w:styleId="TitleChar">
-    <w:name w:val="Title Char"/>
-    <w:basedOn w:val="DefaultParagraphFont"/>
-    <w:link w:val="Title"/>
+  <w:style w:type="character" w:customStyle="1" w:styleId="TitreCar">
+    <w:name w:val="Titre Car"/>
+    <w:basedOn w:val="Policepardfaut"/>
+    <w:link w:val="Titre"/>
     <w:uiPriority w:val="10"/>
     <w:rsid w:val="00080B4E"/>
     <w:rPr>
@@ -2422,10 +2830,10 @@
       <w:szCs w:val="56"/>
     </w:rPr>
   </w:style>
-  <w:style w:type="character" w:customStyle="1" w:styleId="Heading1Char">
-    <w:name w:val="Heading 1 Char"/>
-    <w:basedOn w:val="DefaultParagraphFont"/>
-    <w:link w:val="Heading1"/>
+  <w:style w:type="character" w:customStyle="1" w:styleId="Titre1Car">
+    <w:name w:val="Titre 1 Car"/>
+    <w:basedOn w:val="Policepardfaut"/>
+    <w:link w:val="Titre1"/>
     <w:uiPriority w:val="9"/>
     <w:rsid w:val="00080B4E"/>
     <w:rPr>
@@ -2435,7 +2843,7 @@
       <w:szCs w:val="32"/>
     </w:rPr>
   </w:style>
-  <w:style w:type="paragraph" w:styleId="ListParagraph">
+  <w:style w:type="paragraph" w:styleId="Paragraphedeliste">
     <w:name w:val="List Paragraph"/>
     <w:basedOn w:val="Normal"/>
     <w:uiPriority w:val="34"/>
@@ -2446,9 +2854,9 @@
       <w:contextualSpacing/>
     </w:pPr>
   </w:style>
-  <w:style w:type="character" w:styleId="Hyperlink">
+  <w:style w:type="character" w:styleId="Lienhypertexte">
     <w:name w:val="Hyperlink"/>
-    <w:basedOn w:val="DefaultParagraphFont"/>
+    <w:basedOn w:val="Policepardfaut"/>
     <w:uiPriority w:val="99"/>
     <w:unhideWhenUsed/>
     <w:rsid w:val="00F01F1D"/>
@@ -2457,9 +2865,9 @@
       <w:u w:val="single"/>
     </w:rPr>
   </w:style>
-  <w:style w:type="character" w:styleId="UnresolvedMention">
+  <w:style w:type="character" w:styleId="Mentionnonrsolue">
     <w:name w:val="Unresolved Mention"/>
-    <w:basedOn w:val="DefaultParagraphFont"/>
+    <w:basedOn w:val="Policepardfaut"/>
     <w:uiPriority w:val="99"/>
     <w:semiHidden/>
     <w:unhideWhenUsed/>
@@ -2467,6 +2875,20 @@
     <w:rPr>
       <w:color w:val="605E5C"/>
       <w:shd w:val="clear" w:color="auto" w:fill="E1DFDD"/>
+    </w:rPr>
+  </w:style>
+  <w:style w:type="character" w:customStyle="1" w:styleId="Titre3Car">
+    <w:name w:val="Titre 3 Car"/>
+    <w:basedOn w:val="Policepardfaut"/>
+    <w:link w:val="Titre3"/>
+    <w:uiPriority w:val="9"/>
+    <w:semiHidden/>
+    <w:rsid w:val="002E5B92"/>
+    <w:rPr>
+      <w:rFonts w:asciiTheme="majorHAnsi" w:eastAsiaTheme="majorEastAsia" w:hAnsiTheme="majorHAnsi" w:cstheme="majorBidi"/>
+      <w:color w:val="1F3763" w:themeColor="accent1" w:themeShade="7F"/>
+      <w:sz w:val="24"/>
+      <w:szCs w:val="24"/>
     </w:rPr>
   </w:style>
 </w:styles>
@@ -2765,4 +3187,16 @@
     </a:ext>
   </a:extLst>
 </a:theme>
+</file>
+
+<file path=customXml/item1.xml><?xml version="1.0" encoding="utf-8"?>
+<b:Sources xmlns:b="http://schemas.openxmlformats.org/officeDocument/2006/bibliography" xmlns="http://schemas.openxmlformats.org/officeDocument/2006/bibliography" SelectedStyle="\APASixthEditionOfficeOnline.xsl" StyleName="APA" Version="6"/>
+</file>
+
+<file path=customXml/itemProps1.xml><?xml version="1.0" encoding="utf-8"?>
+<ds:datastoreItem xmlns:ds="http://schemas.openxmlformats.org/officeDocument/2006/customXml" ds:itemID="{9DBBDA4B-1C63-4455-B97E-5880DE2904EE}">
+  <ds:schemaRefs>
+    <ds:schemaRef ds:uri="http://schemas.openxmlformats.org/officeDocument/2006/bibliography"/>
+  </ds:schemaRefs>
+</ds:datastoreItem>
 </file>
--- a/S1/R1.12 - PPP/TD2/R1_12_TD2_2024_2025.docx
+++ b/S1/R1.12 - PPP/TD2/R1_12_TD2_2024_2025.docx
@@ -100,21 +100,7 @@
         <w:rPr>
           <w:lang w:val="fr-FR"/>
         </w:rPr>
-        <w:t xml:space="preserve">, surtout en termes de compétences non-techniques, de type « soft </w:t>
-      </w:r>
-      <w:proofErr w:type="spellStart"/>
-      <w:r>
-        <w:rPr>
-          <w:lang w:val="fr-FR"/>
-        </w:rPr>
-        <w:t>skills</w:t>
-      </w:r>
-      <w:proofErr w:type="spellEnd"/>
-      <w:r>
-        <w:rPr>
-          <w:lang w:val="fr-FR"/>
-        </w:rPr>
-        <w:t xml:space="preserve"> » : le savoir-être plutôt que </w:t>
+        <w:t xml:space="preserve">, surtout en termes de compétences non-techniques, de type « soft skills » : le savoir-être plutôt que </w:t>
       </w:r>
       <w:r>
         <w:rPr>
@@ -392,39 +378,8 @@
           <w:highlight w:val="yellow"/>
           <w:lang w:val="fr-FR"/>
         </w:rPr>
-        <w:t xml:space="preserve">TD 2 (accompagné) : Un exemple d’analyse d’un profil humain et de ses soft </w:t>
-      </w:r>
-      <w:proofErr w:type="spellStart"/>
-      <w:r>
-        <w:rPr>
-          <w:b/>
-          <w:bCs/>
-          <w:highlight w:val="yellow"/>
-          <w:lang w:val="fr-FR"/>
-        </w:rPr>
-        <w:t>skills</w:t>
-      </w:r>
-      <w:proofErr w:type="spellEnd"/>
-      <w:r>
-        <w:rPr>
-          <w:b/>
-          <w:bCs/>
-          <w:highlight w:val="yellow"/>
-          <w:lang w:val="fr-FR"/>
-        </w:rPr>
-        <w:t>, et les éléments justificatifs de ces soft-</w:t>
-      </w:r>
-      <w:proofErr w:type="spellStart"/>
-      <w:r>
-        <w:rPr>
-          <w:b/>
-          <w:bCs/>
-          <w:highlight w:val="yellow"/>
-          <w:lang w:val="fr-FR"/>
-        </w:rPr>
-        <w:t>skills</w:t>
-      </w:r>
-      <w:proofErr w:type="spellEnd"/>
+        <w:t>TD 2 (accompagné) : Un exemple d’analyse d’un profil humain et de ses soft skills, et les éléments justificatifs de ces soft-skills</w:t>
+      </w:r>
     </w:p>
     <w:p>
       <w:pPr>
@@ -994,21 +949,7 @@
         <w:rPr>
           <w:lang w:val="fr-FR"/>
         </w:rPr>
-        <w:t>QUI : quelle est sa personnalité, ses soft-</w:t>
-      </w:r>
-      <w:proofErr w:type="spellStart"/>
-      <w:r>
-        <w:rPr>
-          <w:lang w:val="fr-FR"/>
-        </w:rPr>
-        <w:t>skills</w:t>
-      </w:r>
-      <w:proofErr w:type="spellEnd"/>
-      <w:r>
-        <w:rPr>
-          <w:lang w:val="fr-FR"/>
-        </w:rPr>
-        <w:t xml:space="preserve"> ? </w:t>
+        <w:t xml:space="preserve">QUI : quelle est sa personnalité, ses soft-skills ? </w:t>
       </w:r>
     </w:p>
     <w:p>
@@ -1376,7 +1317,19 @@
         <w:rPr>
           <w:lang w:val="fr-FR"/>
         </w:rPr>
-        <w:t xml:space="preserve"> Il souhaite travailler au canada </w:t>
+        <w:t xml:space="preserve"> Il souhaite travailler au </w:t>
+      </w:r>
+      <w:r>
+        <w:rPr>
+          <w:lang w:val="fr-FR"/>
+        </w:rPr>
+        <w:t>Ca</w:t>
+      </w:r>
+      <w:r>
+        <w:rPr>
+          <w:lang w:val="fr-FR"/>
+        </w:rPr>
+        <w:t xml:space="preserve">nada </w:t>
       </w:r>
       <w:r>
         <w:rPr>
@@ -1444,7 +1397,7 @@
         <w:rPr>
           <w:lang w:val="fr-FR"/>
         </w:rPr>
-        <w:t>Il est essentiel, lors d’une candidature, de pouvoir illustrer les caractéristiques mises en avant. Cela peut être fait en utilisant des exemples pertinents. Il y a une différence importante entre la phrase : « Dotée d’un très bon relationnel, je cherche une carrière à l’encontre du client. » et le paragraphe :  « Dotée d’un très bon relationnel, j’ai été élue vice-présidente de l’association étudiante Œil, chargée de l’organisation des activités entre l’équipe pédagogique et les étudiants. Je cherche une carrière à l</w:t>
+        <w:t>Il est essentiel, lors d’une candidature, de pouvoir illustrer les caractéristiques mises en avant. Cela peut être fait en utilisant des exemples pertinents. Il y a une différence importante entre la phrase : « Dotée d’un très bon relationnel, je cherche une carrière à l’encontre du client. » et le paragraphe :  «Dotée d’un très bon relationnel, j’ai été élue vice-présidente de l’association étudiante Œil, chargée de l’organisation des activités entre l’équipe pédagogique et les étudiants. Je cherche une carrière à l</w:t>
       </w:r>
       <w:r>
         <w:rPr>
@@ -1456,7 +1409,19 @@
         <w:rPr>
           <w:lang w:val="fr-FR"/>
         </w:rPr>
-        <w:t>encontre du client.»</w:t>
+        <w:t>encontre du client.</w:t>
+      </w:r>
+      <w:r>
+        <w:rPr>
+          <w:lang w:val="fr-FR"/>
+        </w:rPr>
+        <w:t xml:space="preserve"> </w:t>
+      </w:r>
+      <w:r>
+        <w:rPr>
+          <w:lang w:val="fr-FR"/>
+        </w:rPr>
+        <w:t>»</w:t>
       </w:r>
     </w:p>
     <w:p>
@@ -1545,7 +1510,7 @@
           <w:lang w:val="fr-FR"/>
         </w:rPr>
         <w:pict w14:anchorId="4094998C">
-          <v:rect id="_x0000_i1049" style="width:0;height:1.5pt" o:hralign="center" o:hrstd="t" o:hr="t" fillcolor="#a0a0a0" stroked="f"/>
+          <v:rect id="_x0000_i1025" style="width:0;height:1.5pt" o:hralign="center" o:hrstd="t" o:hr="t" fillcolor="#a0a0a0" stroked="f"/>
         </w:pict>
       </w:r>
     </w:p>
@@ -1593,7 +1558,7 @@
           <w:lang w:val="fr-FR"/>
         </w:rPr>
         <w:pict w14:anchorId="1FD36428">
-          <v:rect id="_x0000_i1050" style="width:0;height:1.5pt" o:hralign="center" o:hrstd="t" o:hr="t" fillcolor="#a0a0a0" stroked="f"/>
+          <v:rect id="_x0000_i1026" style="width:0;height:1.5pt" o:hralign="center" o:hrstd="t" o:hr="t" fillcolor="#a0a0a0" stroked="f"/>
         </w:pict>
       </w:r>
     </w:p>
@@ -1641,7 +1606,7 @@
           <w:lang w:val="fr-FR"/>
         </w:rPr>
         <w:pict w14:anchorId="0BB61346">
-          <v:rect id="_x0000_i1051" style="width:0;height:1.5pt" o:hralign="center" o:hrstd="t" o:hr="t" fillcolor="#a0a0a0" stroked="f"/>
+          <v:rect id="_x0000_i1027" style="width:0;height:1.5pt" o:hralign="center" o:hrstd="t" o:hr="t" fillcolor="#a0a0a0" stroked="f"/>
         </w:pict>
       </w:r>
     </w:p>
@@ -1689,7 +1654,7 @@
           <w:lang w:val="fr-FR"/>
         </w:rPr>
         <w:pict w14:anchorId="630E1582">
-          <v:rect id="_x0000_i1052" style="width:0;height:1.5pt" o:hralign="center" o:hrstd="t" o:hr="t" fillcolor="#a0a0a0" stroked="f"/>
+          <v:rect id="_x0000_i1028" style="width:0;height:1.5pt" o:hralign="center" o:hrstd="t" o:hr="t" fillcolor="#a0a0a0" stroked="f"/>
         </w:pict>
       </w:r>
     </w:p>
@@ -1787,7 +1752,19 @@
         <w:rPr>
           <w:lang w:val="fr-FR"/>
         </w:rPr>
-        <w:t>a des particularités : des points d’appui pour son secteur d’activité et ses points de vigilance, ainsi que des caractéristiques qui peuvent le rendre quasi-unique (par exemple le fait de parler un ou certaines langues étrangères « exotiques »).</w:t>
+        <w:t>a des particularités : des points d’appui pour son secteur d’activité et ses points de vigilance, ainsi que des caractéristiques qui peuvent le rendre quasi-unique (par exemple le fait de parl</w:t>
+      </w:r>
+      <w:r>
+        <w:rPr>
+          <w:lang w:val="fr-FR"/>
+        </w:rPr>
+        <w:t>k</w:t>
+      </w:r>
+      <w:r>
+        <w:rPr>
+          <w:lang w:val="fr-FR"/>
+        </w:rPr>
+        <w:t>er un ou certaines langues étrangères « exotiques »).</w:t>
       </w:r>
     </w:p>
     <w:p>
@@ -2773,6 +2750,7 @@
   <w:style w:type="character" w:default="1" w:styleId="Policepardfaut">
     <w:name w:val="Default Paragraph Font"/>
     <w:uiPriority w:val="1"/>
+    <w:semiHidden/>
     <w:unhideWhenUsed/>
   </w:style>
   <w:style w:type="table" w:default="1" w:styleId="TableauNormal">
